--- a/lessons/7-4/downloads/reveal/teacher/7.4-session-2-prerequisite-practice-a.docx
+++ b/lessons/7-4/downloads/reveal/teacher/7.4-session-2-prerequisite-practice-a.docx
@@ -15,10 +15,28 @@
         <w:rPr>
           <w:rFonts w:ascii="Avenir Next" w:hAnsi="Avenir Next" w:cs="Avenir Next" w:eastAsia="Avenir Next"/>
           <w:color w:val="1A1A1A"/>
+          <w:sz w:val="22"/>
+          <w:szCs w:val="20"/>
+        </w:rPr>
+        <w:t xml:space="preserve">Name</w:t>
+      </w:r>
+      <w:r>
+        <w:rPr>
+          <w:rFonts w:ascii="Avenir Next" w:hAnsi="Avenir Next" w:cs="Avenir Next" w:eastAsia="Avenir Next"/>
+          <w:color w:val="1A1A1A"/>
           <w:sz w:val="20"/>
           <w:szCs w:val="20"/>
         </w:rPr>
-        <w:t xml:space="preserve">Name</w:t>
+        <w:tab/>
+      </w:r>
+      <w:r>
+        <w:rPr>
+          <w:rFonts w:ascii="Avenir Next" w:hAnsi="Avenir Next" w:cs="Avenir Next" w:eastAsia="Avenir Next"/>
+          <w:color w:val="1A1A1A"/>
+          <w:sz w:val="22"/>
+          <w:szCs w:val="20"/>
+        </w:rPr>
+        <w:t xml:space="preserve">   Date</w:t>
       </w:r>
       <w:r>
         <w:rPr>
@@ -33,25 +51,7 @@
         <w:rPr>
           <w:rFonts w:ascii="Avenir Next" w:hAnsi="Avenir Next" w:cs="Avenir Next" w:eastAsia="Avenir Next"/>
           <w:color w:val="1A1A1A"/>
-          <w:sz w:val="20"/>
-          <w:szCs w:val="20"/>
-        </w:rPr>
-        <w:t xml:space="preserve">   Date</w:t>
-      </w:r>
-      <w:r>
-        <w:rPr>
-          <w:rFonts w:ascii="Avenir Next" w:hAnsi="Avenir Next" w:cs="Avenir Next" w:eastAsia="Avenir Next"/>
-          <w:color w:val="1A1A1A"/>
-          <w:sz w:val="20"/>
-          <w:szCs w:val="20"/>
-        </w:rPr>
-        <w:tab/>
-      </w:r>
-      <w:r>
-        <w:rPr>
-          <w:rFonts w:ascii="Avenir Next" w:hAnsi="Avenir Next" w:cs="Avenir Next" w:eastAsia="Avenir Next"/>
-          <w:color w:val="1A1A1A"/>
-          <w:sz w:val="20"/>
+          <w:sz w:val="22"/>
           <w:szCs w:val="20"/>
         </w:rPr>
         <w:t xml:space="preserve">   Period</w:t>
@@ -78,7 +78,7 @@
           <w:caps/>
           <w:color w:val="003A70"/>
           <w:spacing w:val="12"/>
-          <w:sz w:val="19"/>
+          <w:sz w:val="22"/>
           <w:szCs w:val="19"/>
         </w:rPr>
         <w:t xml:space="preserve">Lesson 7-4  ·  Session 2  ·  Prerequisite Practice A  ·  Skill 1 of 2</w:t>
@@ -86,6 +86,7 @@
     </w:p>
     <w:p>
       <w:pPr>
+        <w:pStyle w:val="Heading1"/>
         <w:keepNext/>
         <w:spacing w:before="0" w:after="10" w:line="240" w:lineRule="auto"/>
       </w:pPr>
@@ -111,7 +112,7 @@
         <w:rPr>
           <w:rFonts w:ascii="Avenir Next" w:hAnsi="Avenir Next" w:cs="Avenir Next" w:eastAsia="Avenir Next"/>
           <w:color w:val="5A5F66"/>
-          <w:sz w:val="17"/>
+          <w:sz w:val="22"/>
           <w:szCs w:val="17"/>
         </w:rPr>
         <w:t xml:space="preserve">Builds on Grade 5 · 5.NF.B.3</w:t>
@@ -154,6 +155,7 @@
           </w:tcPr>
           <w:p>
             <w:pPr>
+              <w:pStyle w:val="Heading2"/>
               <w:spacing w:before="0" w:after="0" w:line="252" w:lineRule="auto"/>
             </w:pPr>
             <w:r>
@@ -183,7 +185,7 @@
               <w:rPr>
                 <w:rFonts w:ascii="Avenir Next" w:hAnsi="Avenir Next" w:cs="Avenir Next" w:eastAsia="Avenir Next"/>
                 <w:color w:val="1A1A1A"/>
-                <w:sz w:val="20"/>
+                <w:sz w:val="22"/>
                 <w:szCs w:val="20"/>
               </w:rPr>
               <w:t xml:space="preserve">You will order −1/2, −0.75, and −1.25 from least to greatest.</w:t>
@@ -203,6 +205,7 @@
           </w:tcPr>
           <w:p>
             <w:pPr>
+              <w:pStyle w:val="Heading2"/>
               <w:spacing w:before="0" w:after="0" w:line="252" w:lineRule="auto"/>
             </w:pPr>
             <w:r>
@@ -232,7 +235,7 @@
               <w:rPr>
                 <w:rFonts w:ascii="Avenir Next" w:hAnsi="Avenir Next" w:cs="Avenir Next" w:eastAsia="Avenir Next"/>
                 <w:color w:val="1A1A1A"/>
-                <w:sz w:val="20"/>
+                <w:sz w:val="22"/>
                 <w:szCs w:val="20"/>
               </w:rPr>
               <w:t xml:space="preserve">Write a fraction as a decimal, like 1/2 = 0.5.  </w:t>
@@ -242,7 +245,7 @@
                 <w:rFonts w:ascii="Avenir Next" w:hAnsi="Avenir Next" w:cs="Avenir Next" w:eastAsia="Avenir Next"/>
                 <w:b/>
                 <w:color w:val="1A1A1A"/>
-                <w:sz w:val="20"/>
+                <w:sz w:val="22"/>
                 <w:szCs w:val="20"/>
               </w:rPr>
               <w:t xml:space="preserve">You will use it in Practice Form A, problems 4 and 8.</w:t>
@@ -253,6 +256,7 @@
     </w:tbl>
     <w:p>
       <w:pPr>
+        <w:pStyle w:val="Heading2"/>
         <w:keepNext/>
         <w:pBdr>
           <w:bottom w:val="single" w:sz="8" w:space="3" w:color="003A70"/>
@@ -268,7 +272,7 @@
           <w:b/>
           <w:color w:val="003A70"/>
           <w:spacing w:val="14"/>
-          <w:sz w:val="19"/>
+          <w:sz w:val="22"/>
           <w:szCs w:val="19"/>
         </w:rPr>
         <w:t xml:space="preserve">STEPS TO FOLLOW</w:t>
@@ -287,7 +291,7 @@
           <w:rFonts w:ascii="Avenir Next" w:hAnsi="Avenir Next" w:cs="Avenir Next" w:eastAsia="Avenir Next"/>
           <w:i/>
           <w:color w:val="5A5F66"/>
-          <w:sz w:val="17"/>
+          <w:sz w:val="22"/>
           <w:szCs w:val="17"/>
         </w:rPr>
         <w:t xml:space="preserve">use these same steps on every problem</w:t>
@@ -329,6 +333,7 @@
           </w:tcPr>
           <w:p>
             <w:pPr>
+              <w:pStyle w:val="Heading1"/>
               <w:spacing w:before="0" w:after="0" w:line="240" w:lineRule="auto"/>
               <w:jc w:val="center"/>
             </w:pPr>
@@ -357,7 +362,7 @@
               <w:rPr>
                 <w:rFonts w:ascii="Avenir Next" w:hAnsi="Avenir Next" w:cs="Avenir Next" w:eastAsia="Avenir Next"/>
                 <w:color w:val="1A1A1A"/>
-                <w:sz w:val="21"/>
+                <w:sz w:val="22"/>
                 <w:szCs w:val="21"/>
               </w:rPr>
               <w:t xml:space="preserve">Find a number that makes the bottom </w:t>
@@ -367,7 +372,7 @@
                 <w:rFonts w:ascii="Avenir Next" w:hAnsi="Avenir Next" w:cs="Avenir Next" w:eastAsia="Avenir Next"/>
                 <w:b/>
                 <w:color w:val="1A1A1A"/>
-                <w:sz w:val="21"/>
+                <w:sz w:val="22"/>
                 <w:szCs w:val="21"/>
               </w:rPr>
               <w:t xml:space="preserve">10 or 100</w:t>
@@ -376,7 +381,7 @@
               <w:rPr>
                 <w:rFonts w:ascii="Avenir Next" w:hAnsi="Avenir Next" w:cs="Avenir Next" w:eastAsia="Avenir Next"/>
                 <w:color w:val="1A1A1A"/>
-                <w:sz w:val="21"/>
+                <w:sz w:val="22"/>
                 <w:szCs w:val="21"/>
               </w:rPr>
               <w:t xml:space="preserve">.</w:t>
@@ -395,6 +400,7 @@
           </w:tcPr>
           <w:p>
             <w:pPr>
+              <w:pStyle w:val="Heading1"/>
               <w:spacing w:before="0" w:after="0" w:line="240" w:lineRule="auto"/>
               <w:jc w:val="center"/>
             </w:pPr>
@@ -423,7 +429,7 @@
               <w:rPr>
                 <w:rFonts w:ascii="Avenir Next" w:hAnsi="Avenir Next" w:cs="Avenir Next" w:eastAsia="Avenir Next"/>
                 <w:color w:val="1A1A1A"/>
-                <w:sz w:val="21"/>
+                <w:sz w:val="22"/>
                 <w:szCs w:val="21"/>
               </w:rPr>
               <w:t xml:space="preserve">Multiply the </w:t>
@@ -433,7 +439,7 @@
                 <w:rFonts w:ascii="Avenir Next" w:hAnsi="Avenir Next" w:cs="Avenir Next" w:eastAsia="Avenir Next"/>
                 <w:b/>
                 <w:color w:val="1A1A1A"/>
-                <w:sz w:val="21"/>
+                <w:sz w:val="22"/>
                 <w:szCs w:val="21"/>
               </w:rPr>
               <w:t xml:space="preserve">top and bottom</w:t>
@@ -442,7 +448,7 @@
               <w:rPr>
                 <w:rFonts w:ascii="Avenir Next" w:hAnsi="Avenir Next" w:cs="Avenir Next" w:eastAsia="Avenir Next"/>
                 <w:color w:val="1A1A1A"/>
-                <w:sz w:val="21"/>
+                <w:sz w:val="22"/>
                 <w:szCs w:val="21"/>
               </w:rPr>
               <w:t xml:space="preserve"> by that number.</w:t>
@@ -461,6 +467,7 @@
           </w:tcPr>
           <w:p>
             <w:pPr>
+              <w:pStyle w:val="Heading1"/>
               <w:spacing w:before="0" w:after="0" w:line="240" w:lineRule="auto"/>
               <w:jc w:val="center"/>
             </w:pPr>
@@ -489,7 +496,7 @@
               <w:rPr>
                 <w:rFonts w:ascii="Avenir Next" w:hAnsi="Avenir Next" w:cs="Avenir Next" w:eastAsia="Avenir Next"/>
                 <w:color w:val="1A1A1A"/>
-                <w:sz w:val="21"/>
+                <w:sz w:val="22"/>
                 <w:szCs w:val="21"/>
               </w:rPr>
               <w:t xml:space="preserve">Write the </w:t>
@@ -499,7 +506,7 @@
                 <w:rFonts w:ascii="Avenir Next" w:hAnsi="Avenir Next" w:cs="Avenir Next" w:eastAsia="Avenir Next"/>
                 <w:b/>
                 <w:color w:val="1A1A1A"/>
-                <w:sz w:val="21"/>
+                <w:sz w:val="22"/>
                 <w:szCs w:val="21"/>
               </w:rPr>
               <w:t xml:space="preserve">decimal</w:t>
@@ -508,7 +515,7 @@
               <w:rPr>
                 <w:rFonts w:ascii="Avenir Next" w:hAnsi="Avenir Next" w:cs="Avenir Next" w:eastAsia="Avenir Next"/>
                 <w:color w:val="1A1A1A"/>
-                <w:sz w:val="21"/>
+                <w:sz w:val="22"/>
                 <w:szCs w:val="21"/>
               </w:rPr>
               <w:t xml:space="preserve">: tenths or hundredths.</w:t>
@@ -519,6 +526,7 @@
     </w:tbl>
     <w:p>
       <w:pPr>
+        <w:pStyle w:val="Heading2"/>
         <w:keepNext/>
         <w:pBdr>
           <w:bottom w:val="single" w:sz="8" w:space="3" w:color="003A70"/>
@@ -534,7 +542,7 @@
           <w:b/>
           <w:color w:val="003A70"/>
           <w:spacing w:val="14"/>
-          <w:sz w:val="19"/>
+          <w:sz w:val="22"/>
           <w:szCs w:val="19"/>
         </w:rPr>
         <w:t xml:space="preserve">WATCH ME</w:t>
@@ -553,7 +561,7 @@
           <w:rFonts w:ascii="Avenir Next" w:hAnsi="Avenir Next" w:cs="Avenir Next" w:eastAsia="Avenir Next"/>
           <w:i/>
           <w:color w:val="5A5F66"/>
-          <w:sz w:val="17"/>
+          <w:sz w:val="22"/>
           <w:szCs w:val="17"/>
         </w:rPr>
         <w:t xml:space="preserve">the steps in action</w:t>
@@ -568,7 +576,7 @@
           <w:rFonts w:ascii="Avenir Next" w:hAnsi="Avenir Next" w:cs="Avenir Next" w:eastAsia="Avenir Next"/>
           <w:b/>
           <w:color w:val="1A1A1A"/>
-          <w:sz w:val="21"/>
+          <w:sz w:val="22"/>
           <w:szCs w:val="21"/>
         </w:rPr>
         <w:t xml:space="preserve">Write 3/4 as a decimal.</w:t>
@@ -587,25 +595,25 @@
           <w:rFonts w:ascii="Avenir Next" w:hAnsi="Avenir Next" w:cs="Avenir Next" w:eastAsia="Avenir Next"/>
           <w:b/>
           <w:color w:val="003A70"/>
+          <w:sz w:val="22"/>
+          <w:szCs w:val="19"/>
+        </w:rPr>
+        <w:t xml:space="preserve">Step 1</w:t>
+      </w:r>
+      <w:r>
+        <w:rPr>
+          <w:rFonts w:ascii="Avenir Next" w:hAnsi="Avenir Next" w:cs="Avenir Next" w:eastAsia="Avenir Next"/>
+          <w:color w:val="1A1A1A"/>
           <w:sz w:val="19"/>
           <w:szCs w:val="19"/>
         </w:rPr>
-        <w:t xml:space="preserve">Step 1</w:t>
-      </w:r>
-      <w:r>
-        <w:rPr>
-          <w:rFonts w:ascii="Avenir Next" w:hAnsi="Avenir Next" w:cs="Avenir Next" w:eastAsia="Avenir Next"/>
-          <w:color w:val="1A1A1A"/>
-          <w:sz w:val="19"/>
-          <w:szCs w:val="19"/>
-        </w:rPr>
         <w:tab/>
       </w:r>
       <w:r>
         <w:rPr>
           <w:rFonts w:ascii="Avenir Next" w:hAnsi="Avenir Next" w:cs="Avenir Next" w:eastAsia="Avenir Next"/>
           <w:color w:val="1A1A1A"/>
-          <w:sz w:val="21"/>
+          <w:sz w:val="22"/>
           <w:szCs w:val="21"/>
         </w:rPr>
         <w:t xml:space="preserve">4 × 25 = 100. Use 25.</w:t>
@@ -624,25 +632,25 @@
           <w:rFonts w:ascii="Avenir Next" w:hAnsi="Avenir Next" w:cs="Avenir Next" w:eastAsia="Avenir Next"/>
           <w:b/>
           <w:color w:val="003A70"/>
+          <w:sz w:val="22"/>
+          <w:szCs w:val="19"/>
+        </w:rPr>
+        <w:t xml:space="preserve">Step 2</w:t>
+      </w:r>
+      <w:r>
+        <w:rPr>
+          <w:rFonts w:ascii="Avenir Next" w:hAnsi="Avenir Next" w:cs="Avenir Next" w:eastAsia="Avenir Next"/>
+          <w:color w:val="1A1A1A"/>
           <w:sz w:val="19"/>
           <w:szCs w:val="19"/>
         </w:rPr>
-        <w:t xml:space="preserve">Step 2</w:t>
-      </w:r>
-      <w:r>
-        <w:rPr>
-          <w:rFonts w:ascii="Avenir Next" w:hAnsi="Avenir Next" w:cs="Avenir Next" w:eastAsia="Avenir Next"/>
-          <w:color w:val="1A1A1A"/>
-          <w:sz w:val="19"/>
-          <w:szCs w:val="19"/>
-        </w:rPr>
         <w:tab/>
       </w:r>
       <w:r>
         <w:rPr>
           <w:rFonts w:ascii="Avenir Next" w:hAnsi="Avenir Next" w:cs="Avenir Next" w:eastAsia="Avenir Next"/>
           <w:color w:val="1A1A1A"/>
-          <w:sz w:val="21"/>
+          <w:sz w:val="22"/>
           <w:szCs w:val="21"/>
         </w:rPr>
         <w:t xml:space="preserve">3 × 25 = 75. So 3/4 = 75/100.</w:t>
@@ -661,25 +669,25 @@
           <w:rFonts w:ascii="Avenir Next" w:hAnsi="Avenir Next" w:cs="Avenir Next" w:eastAsia="Avenir Next"/>
           <w:b/>
           <w:color w:val="003A70"/>
+          <w:sz w:val="22"/>
+          <w:szCs w:val="19"/>
+        </w:rPr>
+        <w:t xml:space="preserve">Step 3</w:t>
+      </w:r>
+      <w:r>
+        <w:rPr>
+          <w:rFonts w:ascii="Avenir Next" w:hAnsi="Avenir Next" w:cs="Avenir Next" w:eastAsia="Avenir Next"/>
+          <w:color w:val="1A1A1A"/>
           <w:sz w:val="19"/>
           <w:szCs w:val="19"/>
         </w:rPr>
-        <w:t xml:space="preserve">Step 3</w:t>
-      </w:r>
-      <w:r>
-        <w:rPr>
-          <w:rFonts w:ascii="Avenir Next" w:hAnsi="Avenir Next" w:cs="Avenir Next" w:eastAsia="Avenir Next"/>
-          <w:color w:val="1A1A1A"/>
-          <w:sz w:val="19"/>
-          <w:szCs w:val="19"/>
-        </w:rPr>
         <w:tab/>
       </w:r>
       <w:r>
         <w:rPr>
           <w:rFonts w:ascii="Avenir Next" w:hAnsi="Avenir Next" w:cs="Avenir Next" w:eastAsia="Avenir Next"/>
           <w:color w:val="1A1A1A"/>
-          <w:sz w:val="21"/>
+          <w:sz w:val="22"/>
           <w:szCs w:val="21"/>
         </w:rPr>
         <w:t xml:space="preserve">75/100 = 0.75</w:t>
@@ -698,18 +706,18 @@
           <w:rFonts w:ascii="Avenir Next" w:hAnsi="Avenir Next" w:cs="Avenir Next" w:eastAsia="Avenir Next"/>
           <w:b/>
           <w:color w:val="1A1A1A"/>
+          <w:sz w:val="22"/>
+          <w:szCs w:val="21"/>
+        </w:rPr>
+        <w:t xml:space="preserve">Answer</w:t>
+      </w:r>
+      <w:r>
+        <w:rPr>
+          <w:rFonts w:ascii="Avenir Next" w:hAnsi="Avenir Next" w:cs="Avenir Next" w:eastAsia="Avenir Next"/>
+          <w:color w:val="1A1A1A"/>
           <w:sz w:val="21"/>
           <w:szCs w:val="21"/>
         </w:rPr>
-        <w:t xml:space="preserve">Answer</w:t>
-      </w:r>
-      <w:r>
-        <w:rPr>
-          <w:rFonts w:ascii="Avenir Next" w:hAnsi="Avenir Next" w:cs="Avenir Next" w:eastAsia="Avenir Next"/>
-          <w:color w:val="1A1A1A"/>
-          <w:sz w:val="21"/>
-          <w:szCs w:val="21"/>
-        </w:rPr>
         <w:tab/>
       </w:r>
       <w:r>
@@ -717,7 +725,7 @@
           <w:rFonts w:ascii="Avenir Next" w:hAnsi="Avenir Next" w:cs="Avenir Next" w:eastAsia="Avenir Next"/>
           <w:b/>
           <w:color w:val="1A1A1A"/>
-          <w:sz w:val="21"/>
+          <w:sz w:val="22"/>
           <w:szCs w:val="21"/>
         </w:rPr>
         <w:t xml:space="preserve">0.75</w:t>
@@ -725,6 +733,7 @@
     </w:p>
     <w:p>
       <w:pPr>
+        <w:pStyle w:val="Heading2"/>
         <w:keepNext/>
         <w:pBdr>
           <w:bottom w:val="single" w:sz="8" w:space="3" w:color="003A70"/>
@@ -740,7 +749,7 @@
           <w:b/>
           <w:color w:val="003A70"/>
           <w:spacing w:val="14"/>
-          <w:sz w:val="19"/>
+          <w:sz w:val="22"/>
           <w:szCs w:val="19"/>
         </w:rPr>
         <w:t xml:space="preserve">TRY IT WITH HELP</w:t>
@@ -759,7 +768,7 @@
           <w:rFonts w:ascii="Avenir Next" w:hAnsi="Avenir Next" w:cs="Avenir Next" w:eastAsia="Avenir Next"/>
           <w:i/>
           <w:color w:val="5A5F66"/>
-          <w:sz w:val="17"/>
+          <w:sz w:val="22"/>
           <w:szCs w:val="17"/>
         </w:rPr>
         <w:t xml:space="preserve">fill in each step</w:t>
@@ -817,35 +826,35 @@
           <w:rFonts w:ascii="Avenir Next" w:hAnsi="Avenir Next" w:cs="Avenir Next" w:eastAsia="Avenir Next"/>
           <w:b/>
           <w:color w:val="003A70"/>
+          <w:sz w:val="22"/>
+          <w:szCs w:val="18"/>
+        </w:rPr>
+        <w:t xml:space="preserve">Step 1</w:t>
+      </w:r>
+      <w:r>
+        <w:rPr>
+          <w:rFonts w:ascii="Avenir Next" w:hAnsi="Avenir Next" w:cs="Avenir Next" w:eastAsia="Avenir Next"/>
+          <w:color w:val="1A1A1A"/>
           <w:sz w:val="18"/>
           <w:szCs w:val="18"/>
         </w:rPr>
-        <w:t xml:space="preserve">Step 1</w:t>
-      </w:r>
-      <w:r>
-        <w:rPr>
-          <w:rFonts w:ascii="Avenir Next" w:hAnsi="Avenir Next" w:cs="Avenir Next" w:eastAsia="Avenir Next"/>
-          <w:color w:val="1A1A1A"/>
-          <w:sz w:val="18"/>
-          <w:szCs w:val="18"/>
-        </w:rPr>
         <w:tab/>
       </w:r>
       <w:r>
         <w:rPr>
           <w:rFonts w:ascii="Avenir Next" w:hAnsi="Avenir Next" w:cs="Avenir Next" w:eastAsia="Avenir Next"/>
           <w:color w:val="1A1A1A"/>
+          <w:sz w:val="22"/>
+          <w:szCs w:val="21"/>
+        </w:rPr>
+        <w:t xml:space="preserve">2 × </w:t>
+      </w:r>
+      <w:r>
+        <w:rPr>
+          <w:rFonts w:ascii="Avenir Next" w:hAnsi="Avenir Next" w:cs="Avenir Next" w:eastAsia="Avenir Next"/>
+          <w:color w:val="1A1A1A"/>
           <w:sz w:val="21"/>
           <w:szCs w:val="21"/>
-        </w:rPr>
-        <w:t xml:space="preserve">2 × </w:t>
-      </w:r>
-      <w:r>
-        <w:rPr>
-          <w:rFonts w:ascii="Avenir Next" w:hAnsi="Avenir Next" w:cs="Avenir Next" w:eastAsia="Avenir Next"/>
-          <w:color w:val="1A1A1A"/>
-          <w:sz w:val="21"/>
-          <w:szCs w:val="21"/>
           <w:u w:val="single"/>
         </w:rPr>
         <w:t xml:space="preserve">                </w:t>
@@ -854,7 +863,7 @@
         <w:rPr>
           <w:rFonts w:ascii="Avenir Next" w:hAnsi="Avenir Next" w:cs="Avenir Next" w:eastAsia="Avenir Next"/>
           <w:color w:val="1A1A1A"/>
-          <w:sz w:val="21"/>
+          <w:sz w:val="22"/>
           <w:szCs w:val="21"/>
         </w:rPr>
         <w:t xml:space="preserve"> = 10.</w:t>
@@ -874,28 +883,47 @@
           <w:rFonts w:ascii="Avenir Next" w:hAnsi="Avenir Next" w:cs="Avenir Next" w:eastAsia="Avenir Next"/>
           <w:b/>
           <w:color w:val="003A70"/>
+          <w:sz w:val="22"/>
+          <w:szCs w:val="18"/>
+        </w:rPr>
+        <w:t xml:space="preserve">Step 2</w:t>
+      </w:r>
+      <w:r>
+        <w:rPr>
+          <w:rFonts w:ascii="Avenir Next" w:hAnsi="Avenir Next" w:cs="Avenir Next" w:eastAsia="Avenir Next"/>
+          <w:color w:val="1A1A1A"/>
           <w:sz w:val="18"/>
           <w:szCs w:val="18"/>
         </w:rPr>
-        <w:t xml:space="preserve">Step 2</w:t>
-      </w:r>
-      <w:r>
-        <w:rPr>
-          <w:rFonts w:ascii="Avenir Next" w:hAnsi="Avenir Next" w:cs="Avenir Next" w:eastAsia="Avenir Next"/>
-          <w:color w:val="1A1A1A"/>
-          <w:sz w:val="18"/>
-          <w:szCs w:val="18"/>
-        </w:rPr>
         <w:tab/>
       </w:r>
       <w:r>
         <w:rPr>
           <w:rFonts w:ascii="Avenir Next" w:hAnsi="Avenir Next" w:cs="Avenir Next" w:eastAsia="Avenir Next"/>
           <w:color w:val="1A1A1A"/>
+          <w:sz w:val="22"/>
+          <w:szCs w:val="21"/>
+        </w:rPr>
+        <w:t xml:space="preserve">1 × 5 = </w:t>
+      </w:r>
+      <w:r>
+        <w:rPr>
+          <w:rFonts w:ascii="Avenir Next" w:hAnsi="Avenir Next" w:cs="Avenir Next" w:eastAsia="Avenir Next"/>
+          <w:color w:val="1A1A1A"/>
           <w:sz w:val="21"/>
           <w:szCs w:val="21"/>
-        </w:rPr>
-        <w:t xml:space="preserve">1 × 5 = </w:t>
+          <w:u w:val="single"/>
+        </w:rPr>
+        <w:t xml:space="preserve">                </w:t>
+      </w:r>
+      <w:r>
+        <w:rPr>
+          <w:rFonts w:ascii="Avenir Next" w:hAnsi="Avenir Next" w:cs="Avenir Next" w:eastAsia="Avenir Next"/>
+          <w:color w:val="1A1A1A"/>
+          <w:sz w:val="22"/>
+          <w:szCs w:val="21"/>
+        </w:rPr>
+        <w:t xml:space="preserve">. So 1/2 = </w:t>
       </w:r>
       <w:r>
         <w:rPr>
@@ -911,26 +939,7 @@
         <w:rPr>
           <w:rFonts w:ascii="Avenir Next" w:hAnsi="Avenir Next" w:cs="Avenir Next" w:eastAsia="Avenir Next"/>
           <w:color w:val="1A1A1A"/>
-          <w:sz w:val="21"/>
-          <w:szCs w:val="21"/>
-        </w:rPr>
-        <w:t xml:space="preserve">. So 1/2 = </w:t>
-      </w:r>
-      <w:r>
-        <w:rPr>
-          <w:rFonts w:ascii="Avenir Next" w:hAnsi="Avenir Next" w:cs="Avenir Next" w:eastAsia="Avenir Next"/>
-          <w:color w:val="1A1A1A"/>
-          <w:sz w:val="21"/>
-          <w:szCs w:val="21"/>
-          <w:u w:val="single"/>
-        </w:rPr>
-        <w:t xml:space="preserve">                </w:t>
-      </w:r>
-      <w:r>
-        <w:rPr>
-          <w:rFonts w:ascii="Avenir Next" w:hAnsi="Avenir Next" w:cs="Avenir Next" w:eastAsia="Avenir Next"/>
-          <w:color w:val="1A1A1A"/>
-          <w:sz w:val="21"/>
+          <w:sz w:val="22"/>
           <w:szCs w:val="21"/>
         </w:rPr>
         <w:t xml:space="preserve">/10.</w:t>
@@ -950,25 +959,25 @@
           <w:rFonts w:ascii="Avenir Next" w:hAnsi="Avenir Next" w:cs="Avenir Next" w:eastAsia="Avenir Next"/>
           <w:b/>
           <w:color w:val="003A70"/>
+          <w:sz w:val="22"/>
+          <w:szCs w:val="18"/>
+        </w:rPr>
+        <w:t xml:space="preserve">Step 3</w:t>
+      </w:r>
+      <w:r>
+        <w:rPr>
+          <w:rFonts w:ascii="Avenir Next" w:hAnsi="Avenir Next" w:cs="Avenir Next" w:eastAsia="Avenir Next"/>
+          <w:color w:val="1A1A1A"/>
           <w:sz w:val="18"/>
           <w:szCs w:val="18"/>
         </w:rPr>
-        <w:t xml:space="preserve">Step 3</w:t>
-      </w:r>
-      <w:r>
-        <w:rPr>
-          <w:rFonts w:ascii="Avenir Next" w:hAnsi="Avenir Next" w:cs="Avenir Next" w:eastAsia="Avenir Next"/>
-          <w:color w:val="1A1A1A"/>
-          <w:sz w:val="18"/>
-          <w:szCs w:val="18"/>
-        </w:rPr>
         <w:tab/>
       </w:r>
       <w:r>
         <w:rPr>
           <w:rFonts w:ascii="Avenir Next" w:hAnsi="Avenir Next" w:cs="Avenir Next" w:eastAsia="Avenir Next"/>
           <w:color w:val="1A1A1A"/>
-          <w:sz w:val="21"/>
+          <w:sz w:val="22"/>
           <w:szCs w:val="21"/>
         </w:rPr>
         <w:t xml:space="preserve">5/10 = </w:t>
@@ -1041,35 +1050,35 @@
           <w:rFonts w:ascii="Avenir Next" w:hAnsi="Avenir Next" w:cs="Avenir Next" w:eastAsia="Avenir Next"/>
           <w:b/>
           <w:color w:val="003A70"/>
+          <w:sz w:val="22"/>
+          <w:szCs w:val="18"/>
+        </w:rPr>
+        <w:t xml:space="preserve">Step 1</w:t>
+      </w:r>
+      <w:r>
+        <w:rPr>
+          <w:rFonts w:ascii="Avenir Next" w:hAnsi="Avenir Next" w:cs="Avenir Next" w:eastAsia="Avenir Next"/>
+          <w:color w:val="1A1A1A"/>
           <w:sz w:val="18"/>
           <w:szCs w:val="18"/>
         </w:rPr>
-        <w:t xml:space="preserve">Step 1</w:t>
-      </w:r>
-      <w:r>
-        <w:rPr>
-          <w:rFonts w:ascii="Avenir Next" w:hAnsi="Avenir Next" w:cs="Avenir Next" w:eastAsia="Avenir Next"/>
-          <w:color w:val="1A1A1A"/>
-          <w:sz w:val="18"/>
-          <w:szCs w:val="18"/>
-        </w:rPr>
         <w:tab/>
       </w:r>
       <w:r>
         <w:rPr>
           <w:rFonts w:ascii="Avenir Next" w:hAnsi="Avenir Next" w:cs="Avenir Next" w:eastAsia="Avenir Next"/>
           <w:color w:val="1A1A1A"/>
+          <w:sz w:val="22"/>
+          <w:szCs w:val="21"/>
+        </w:rPr>
+        <w:t xml:space="preserve">5 × </w:t>
+      </w:r>
+      <w:r>
+        <w:rPr>
+          <w:rFonts w:ascii="Avenir Next" w:hAnsi="Avenir Next" w:cs="Avenir Next" w:eastAsia="Avenir Next"/>
+          <w:color w:val="1A1A1A"/>
           <w:sz w:val="21"/>
           <w:szCs w:val="21"/>
-        </w:rPr>
-        <w:t xml:space="preserve">5 × </w:t>
-      </w:r>
-      <w:r>
-        <w:rPr>
-          <w:rFonts w:ascii="Avenir Next" w:hAnsi="Avenir Next" w:cs="Avenir Next" w:eastAsia="Avenir Next"/>
-          <w:color w:val="1A1A1A"/>
-          <w:sz w:val="21"/>
-          <w:szCs w:val="21"/>
           <w:u w:val="single"/>
         </w:rPr>
         <w:t xml:space="preserve">                </w:t>
@@ -1078,7 +1087,7 @@
         <w:rPr>
           <w:rFonts w:ascii="Avenir Next" w:hAnsi="Avenir Next" w:cs="Avenir Next" w:eastAsia="Avenir Next"/>
           <w:color w:val="1A1A1A"/>
-          <w:sz w:val="21"/>
+          <w:sz w:val="22"/>
           <w:szCs w:val="21"/>
         </w:rPr>
         <w:t xml:space="preserve"> = 10.</w:t>
@@ -1098,28 +1107,47 @@
           <w:rFonts w:ascii="Avenir Next" w:hAnsi="Avenir Next" w:cs="Avenir Next" w:eastAsia="Avenir Next"/>
           <w:b/>
           <w:color w:val="003A70"/>
+          <w:sz w:val="22"/>
+          <w:szCs w:val="18"/>
+        </w:rPr>
+        <w:t xml:space="preserve">Step 2</w:t>
+      </w:r>
+      <w:r>
+        <w:rPr>
+          <w:rFonts w:ascii="Avenir Next" w:hAnsi="Avenir Next" w:cs="Avenir Next" w:eastAsia="Avenir Next"/>
+          <w:color w:val="1A1A1A"/>
           <w:sz w:val="18"/>
           <w:szCs w:val="18"/>
         </w:rPr>
-        <w:t xml:space="preserve">Step 2</w:t>
-      </w:r>
-      <w:r>
-        <w:rPr>
-          <w:rFonts w:ascii="Avenir Next" w:hAnsi="Avenir Next" w:cs="Avenir Next" w:eastAsia="Avenir Next"/>
-          <w:color w:val="1A1A1A"/>
-          <w:sz w:val="18"/>
-          <w:szCs w:val="18"/>
-        </w:rPr>
         <w:tab/>
       </w:r>
       <w:r>
         <w:rPr>
           <w:rFonts w:ascii="Avenir Next" w:hAnsi="Avenir Next" w:cs="Avenir Next" w:eastAsia="Avenir Next"/>
           <w:color w:val="1A1A1A"/>
+          <w:sz w:val="22"/>
+          <w:szCs w:val="21"/>
+        </w:rPr>
+        <w:t xml:space="preserve">2 × 2 = </w:t>
+      </w:r>
+      <w:r>
+        <w:rPr>
+          <w:rFonts w:ascii="Avenir Next" w:hAnsi="Avenir Next" w:cs="Avenir Next" w:eastAsia="Avenir Next"/>
+          <w:color w:val="1A1A1A"/>
           <w:sz w:val="21"/>
           <w:szCs w:val="21"/>
-        </w:rPr>
-        <w:t xml:space="preserve">2 × 2 = </w:t>
+          <w:u w:val="single"/>
+        </w:rPr>
+        <w:t xml:space="preserve">                </w:t>
+      </w:r>
+      <w:r>
+        <w:rPr>
+          <w:rFonts w:ascii="Avenir Next" w:hAnsi="Avenir Next" w:cs="Avenir Next" w:eastAsia="Avenir Next"/>
+          <w:color w:val="1A1A1A"/>
+          <w:sz w:val="22"/>
+          <w:szCs w:val="21"/>
+        </w:rPr>
+        <w:t xml:space="preserve">. So 2/5 = </w:t>
       </w:r>
       <w:r>
         <w:rPr>
@@ -1135,26 +1163,7 @@
         <w:rPr>
           <w:rFonts w:ascii="Avenir Next" w:hAnsi="Avenir Next" w:cs="Avenir Next" w:eastAsia="Avenir Next"/>
           <w:color w:val="1A1A1A"/>
-          <w:sz w:val="21"/>
-          <w:szCs w:val="21"/>
-        </w:rPr>
-        <w:t xml:space="preserve">. So 2/5 = </w:t>
-      </w:r>
-      <w:r>
-        <w:rPr>
-          <w:rFonts w:ascii="Avenir Next" w:hAnsi="Avenir Next" w:cs="Avenir Next" w:eastAsia="Avenir Next"/>
-          <w:color w:val="1A1A1A"/>
-          <w:sz w:val="21"/>
-          <w:szCs w:val="21"/>
-          <w:u w:val="single"/>
-        </w:rPr>
-        <w:t xml:space="preserve">                </w:t>
-      </w:r>
-      <w:r>
-        <w:rPr>
-          <w:rFonts w:ascii="Avenir Next" w:hAnsi="Avenir Next" w:cs="Avenir Next" w:eastAsia="Avenir Next"/>
-          <w:color w:val="1A1A1A"/>
-          <w:sz w:val="21"/>
+          <w:sz w:val="22"/>
           <w:szCs w:val="21"/>
         </w:rPr>
         <w:t xml:space="preserve">/10.</w:t>
@@ -1174,35 +1183,35 @@
           <w:rFonts w:ascii="Avenir Next" w:hAnsi="Avenir Next" w:cs="Avenir Next" w:eastAsia="Avenir Next"/>
           <w:b/>
           <w:color w:val="003A70"/>
+          <w:sz w:val="22"/>
+          <w:szCs w:val="18"/>
+        </w:rPr>
+        <w:t xml:space="preserve">Step 3</w:t>
+      </w:r>
+      <w:r>
+        <w:rPr>
+          <w:rFonts w:ascii="Avenir Next" w:hAnsi="Avenir Next" w:cs="Avenir Next" w:eastAsia="Avenir Next"/>
+          <w:color w:val="1A1A1A"/>
           <w:sz w:val="18"/>
           <w:szCs w:val="18"/>
         </w:rPr>
-        <w:t xml:space="preserve">Step 3</w:t>
-      </w:r>
-      <w:r>
-        <w:rPr>
-          <w:rFonts w:ascii="Avenir Next" w:hAnsi="Avenir Next" w:cs="Avenir Next" w:eastAsia="Avenir Next"/>
-          <w:color w:val="1A1A1A"/>
-          <w:sz w:val="18"/>
-          <w:szCs w:val="18"/>
-        </w:rPr>
         <w:tab/>
       </w:r>
       <w:r>
         <w:rPr>
           <w:rFonts w:ascii="Avenir Next" w:hAnsi="Avenir Next" w:cs="Avenir Next" w:eastAsia="Avenir Next"/>
           <w:color w:val="1A1A1A"/>
+          <w:sz w:val="22"/>
+          <w:szCs w:val="21"/>
+        </w:rPr>
+        <w:t xml:space="preserve">4/10 = </w:t>
+      </w:r>
+      <w:r>
+        <w:rPr>
+          <w:rFonts w:ascii="Avenir Next" w:hAnsi="Avenir Next" w:cs="Avenir Next" w:eastAsia="Avenir Next"/>
+          <w:color w:val="1A1A1A"/>
           <w:sz w:val="21"/>
           <w:szCs w:val="21"/>
-        </w:rPr>
-        <w:t xml:space="preserve">4/10 = </w:t>
-      </w:r>
-      <w:r>
-        <w:rPr>
-          <w:rFonts w:ascii="Avenir Next" w:hAnsi="Avenir Next" w:cs="Avenir Next" w:eastAsia="Avenir Next"/>
-          <w:color w:val="1A1A1A"/>
-          <w:sz w:val="21"/>
-          <w:szCs w:val="21"/>
           <w:u w:val="single"/>
         </w:rPr>
         <w:t xml:space="preserve">                </w:t>
@@ -1215,6 +1224,7 @@
     </w:p>
     <w:p>
       <w:pPr>
+        <w:pStyle w:val="Heading2"/>
         <w:keepNext/>
         <w:pBdr>
           <w:bottom w:val="single" w:sz="8" w:space="3" w:color="003A70"/>
@@ -1230,7 +1240,7 @@
           <w:b/>
           <w:color w:val="003A70"/>
           <w:spacing w:val="14"/>
-          <w:sz w:val="19"/>
+          <w:sz w:val="22"/>
           <w:szCs w:val="19"/>
         </w:rPr>
         <w:t xml:space="preserve">YOUR TURN</w:t>
@@ -1249,7 +1259,7 @@
           <w:rFonts w:ascii="Avenir Next" w:hAnsi="Avenir Next" w:cs="Avenir Next" w:eastAsia="Avenir Next"/>
           <w:i/>
           <w:color w:val="5A5F66"/>
-          <w:sz w:val="17"/>
+          <w:sz w:val="22"/>
           <w:szCs w:val="17"/>
         </w:rPr>
         <w:t xml:space="preserve">use the steps on your own</w:t>
@@ -1421,7 +1431,7 @@
                       <w:szCs w:val="22"/>
                       <w:u w:val="single"/>
                     </w:rPr>
-                    <w:t xml:space="preserve">        </w:t>
+                    <w:t xml:space="preserve">            </w:t>
                   </w:r>
                 </w:p>
               </w:tc>
@@ -1483,7 +1493,7 @@
                       <w:szCs w:val="22"/>
                       <w:u w:val="single"/>
                     </w:rPr>
-                    <w:t xml:space="preserve">        </w:t>
+                    <w:t xml:space="preserve">            </w:t>
                   </w:r>
                 </w:p>
               </w:tc>
@@ -1545,7 +1555,7 @@
                       <w:szCs w:val="22"/>
                       <w:u w:val="single"/>
                     </w:rPr>
-                    <w:t xml:space="preserve">        </w:t>
+                    <w:t xml:space="preserve">            </w:t>
                   </w:r>
                 </w:p>
               </w:tc>
@@ -1613,7 +1623,7 @@
                       <w:szCs w:val="22"/>
                       <w:u w:val="single"/>
                     </w:rPr>
-                    <w:t xml:space="preserve">        </w:t>
+                    <w:t xml:space="preserve">            </w:t>
                   </w:r>
                 </w:p>
               </w:tc>
@@ -1675,7 +1685,7 @@
                       <w:szCs w:val="22"/>
                       <w:u w:val="single"/>
                     </w:rPr>
-                    <w:t xml:space="preserve">        </w:t>
+                    <w:t xml:space="preserve">            </w:t>
                   </w:r>
                 </w:p>
               </w:tc>
@@ -1737,7 +1747,7 @@
                       <w:szCs w:val="22"/>
                       <w:u w:val="single"/>
                     </w:rPr>
-                    <w:t xml:space="preserve">        </w:t>
+                    <w:t xml:space="preserve">            </w:t>
                   </w:r>
                 </w:p>
               </w:tc>
@@ -1769,7 +1779,7 @@
           <w:caps/>
           <w:color w:val="003A70"/>
           <w:spacing w:val="12"/>
-          <w:sz w:val="19"/>
+          <w:sz w:val="22"/>
           <w:szCs w:val="19"/>
         </w:rPr>
         <w:t xml:space="preserve">Lesson 7-4  ·  Session 2  ·  Prerequisite Practice A  ·  Skill 2 of 2</w:t>
@@ -1777,6 +1787,7 @@
     </w:p>
     <w:p>
       <w:pPr>
+        <w:pStyle w:val="Heading1"/>
         <w:keepNext/>
         <w:spacing w:before="0" w:after="10" w:line="240" w:lineRule="auto"/>
       </w:pPr>
@@ -1802,7 +1813,7 @@
         <w:rPr>
           <w:rFonts w:ascii="Avenir Next" w:hAnsi="Avenir Next" w:cs="Avenir Next" w:eastAsia="Avenir Next"/>
           <w:color w:val="5A5F66"/>
-          <w:sz w:val="17"/>
+          <w:sz w:val="22"/>
           <w:szCs w:val="17"/>
         </w:rPr>
         <w:t xml:space="preserve">Builds on Grade 5 · 5.NBT.A.3b</w:t>
@@ -1845,6 +1856,7 @@
           </w:tcPr>
           <w:p>
             <w:pPr>
+              <w:pStyle w:val="Heading2"/>
               <w:spacing w:before="0" w:after="0" w:line="252" w:lineRule="auto"/>
             </w:pPr>
             <w:r>
@@ -1874,7 +1886,7 @@
               <w:rPr>
                 <w:rFonts w:ascii="Avenir Next" w:hAnsi="Avenir Next" w:cs="Avenir Next" w:eastAsia="Avenir Next"/>
                 <w:color w:val="1A1A1A"/>
-                <w:sz w:val="20"/>
+                <w:sz w:val="22"/>
                 <w:szCs w:val="20"/>
               </w:rPr>
               <w:t xml:space="preserve">You will order depths like −16, −4 1/2, 0, and −16.5.</w:t>
@@ -1894,6 +1906,7 @@
           </w:tcPr>
           <w:p>
             <w:pPr>
+              <w:pStyle w:val="Heading2"/>
               <w:spacing w:before="0" w:after="0" w:line="252" w:lineRule="auto"/>
             </w:pPr>
             <w:r>
@@ -1923,7 +1936,7 @@
               <w:rPr>
                 <w:rFonts w:ascii="Avenir Next" w:hAnsi="Avenir Next" w:cs="Avenir Next" w:eastAsia="Avenir Next"/>
                 <w:color w:val="1A1A1A"/>
-                <w:sz w:val="20"/>
+                <w:sz w:val="22"/>
                 <w:szCs w:val="20"/>
               </w:rPr>
               <w:t xml:space="preserve">Order decimals and whole numbers, like 16, 4.5, and 16.5.  </w:t>
@@ -1933,7 +1946,7 @@
                 <w:rFonts w:ascii="Avenir Next" w:hAnsi="Avenir Next" w:cs="Avenir Next" w:eastAsia="Avenir Next"/>
                 <w:b/>
                 <w:color w:val="1A1A1A"/>
-                <w:sz w:val="20"/>
+                <w:sz w:val="22"/>
                 <w:szCs w:val="20"/>
               </w:rPr>
               <w:t xml:space="preserve">You will use it in Practice Form A, problems 6 and 7.</w:t>
@@ -1944,6 +1957,7 @@
     </w:tbl>
     <w:p>
       <w:pPr>
+        <w:pStyle w:val="Heading2"/>
         <w:keepNext/>
         <w:pBdr>
           <w:bottom w:val="single" w:sz="8" w:space="3" w:color="003A70"/>
@@ -1959,7 +1973,7 @@
           <w:b/>
           <w:color w:val="003A70"/>
           <w:spacing w:val="14"/>
-          <w:sz w:val="19"/>
+          <w:sz w:val="22"/>
           <w:szCs w:val="19"/>
         </w:rPr>
         <w:t xml:space="preserve">STEPS TO FOLLOW</w:t>
@@ -1978,7 +1992,7 @@
           <w:rFonts w:ascii="Avenir Next" w:hAnsi="Avenir Next" w:cs="Avenir Next" w:eastAsia="Avenir Next"/>
           <w:i/>
           <w:color w:val="5A5F66"/>
-          <w:sz w:val="17"/>
+          <w:sz w:val="22"/>
           <w:szCs w:val="17"/>
         </w:rPr>
         <w:t xml:space="preserve">use these same steps on every problem</w:t>
@@ -2020,6 +2034,7 @@
           </w:tcPr>
           <w:p>
             <w:pPr>
+              <w:pStyle w:val="Heading1"/>
               <w:spacing w:before="0" w:after="0" w:line="240" w:lineRule="auto"/>
               <w:jc w:val="center"/>
             </w:pPr>
@@ -2049,7 +2064,7 @@
                 <w:rFonts w:ascii="Avenir Next" w:hAnsi="Avenir Next" w:cs="Avenir Next" w:eastAsia="Avenir Next"/>
                 <w:b/>
                 <w:color w:val="1A1A1A"/>
-                <w:sz w:val="21"/>
+                <w:sz w:val="22"/>
                 <w:szCs w:val="21"/>
               </w:rPr>
               <w:t xml:space="preserve">Line up</w:t>
@@ -2058,7 +2073,7 @@
               <w:rPr>
                 <w:rFonts w:ascii="Avenir Next" w:hAnsi="Avenir Next" w:cs="Avenir Next" w:eastAsia="Avenir Next"/>
                 <w:color w:val="1A1A1A"/>
-                <w:sz w:val="21"/>
+                <w:sz w:val="22"/>
                 <w:szCs w:val="21"/>
               </w:rPr>
               <w:t xml:space="preserve"> the decimal points. Add zeros so the digits match.</w:t>
@@ -2077,6 +2092,7 @@
           </w:tcPr>
           <w:p>
             <w:pPr>
+              <w:pStyle w:val="Heading1"/>
               <w:spacing w:before="0" w:after="0" w:line="240" w:lineRule="auto"/>
               <w:jc w:val="center"/>
             </w:pPr>
@@ -2105,7 +2121,7 @@
               <w:rPr>
                 <w:rFonts w:ascii="Avenir Next" w:hAnsi="Avenir Next" w:cs="Avenir Next" w:eastAsia="Avenir Next"/>
                 <w:color w:val="1A1A1A"/>
-                <w:sz w:val="21"/>
+                <w:sz w:val="22"/>
                 <w:szCs w:val="21"/>
               </w:rPr>
               <w:t xml:space="preserve">Compare the </w:t>
@@ -2115,7 +2131,7 @@
                 <w:rFonts w:ascii="Avenir Next" w:hAnsi="Avenir Next" w:cs="Avenir Next" w:eastAsia="Avenir Next"/>
                 <w:b/>
                 <w:color w:val="1A1A1A"/>
-                <w:sz w:val="21"/>
+                <w:sz w:val="22"/>
                 <w:szCs w:val="21"/>
               </w:rPr>
               <w:t xml:space="preserve">wholes</w:t>
@@ -2124,7 +2140,7 @@
               <w:rPr>
                 <w:rFonts w:ascii="Avenir Next" w:hAnsi="Avenir Next" w:cs="Avenir Next" w:eastAsia="Avenir Next"/>
                 <w:color w:val="1A1A1A"/>
-                <w:sz w:val="21"/>
+                <w:sz w:val="22"/>
                 <w:szCs w:val="21"/>
               </w:rPr>
               <w:t xml:space="preserve">, then the tenths, then the hundredths.</w:t>
@@ -2143,6 +2159,7 @@
           </w:tcPr>
           <w:p>
             <w:pPr>
+              <w:pStyle w:val="Heading1"/>
               <w:spacing w:before="0" w:after="0" w:line="240" w:lineRule="auto"/>
               <w:jc w:val="center"/>
             </w:pPr>
@@ -2172,7 +2189,7 @@
                 <w:rFonts w:ascii="Avenir Next" w:hAnsi="Avenir Next" w:cs="Avenir Next" w:eastAsia="Avenir Next"/>
                 <w:b/>
                 <w:color w:val="1A1A1A"/>
-                <w:sz w:val="21"/>
+                <w:sz w:val="22"/>
                 <w:szCs w:val="21"/>
               </w:rPr>
               <w:t xml:space="preserve">Write</w:t>
@@ -2181,7 +2198,7 @@
               <w:rPr>
                 <w:rFonts w:ascii="Avenir Next" w:hAnsi="Avenir Next" w:cs="Avenir Next" w:eastAsia="Avenir Next"/>
                 <w:color w:val="1A1A1A"/>
-                <w:sz w:val="21"/>
+                <w:sz w:val="22"/>
                 <w:szCs w:val="21"/>
               </w:rPr>
               <w:t xml:space="preserve"> the numbers from least to greatest.</w:t>
@@ -2192,6 +2209,7 @@
     </w:tbl>
     <w:p>
       <w:pPr>
+        <w:pStyle w:val="Heading2"/>
         <w:keepNext/>
         <w:pBdr>
           <w:bottom w:val="single" w:sz="8" w:space="3" w:color="003A70"/>
@@ -2207,7 +2225,7 @@
           <w:b/>
           <w:color w:val="003A70"/>
           <w:spacing w:val="14"/>
-          <w:sz w:val="19"/>
+          <w:sz w:val="22"/>
           <w:szCs w:val="19"/>
         </w:rPr>
         <w:t xml:space="preserve">WATCH ME</w:t>
@@ -2226,7 +2244,7 @@
           <w:rFonts w:ascii="Avenir Next" w:hAnsi="Avenir Next" w:cs="Avenir Next" w:eastAsia="Avenir Next"/>
           <w:i/>
           <w:color w:val="5A5F66"/>
-          <w:sz w:val="17"/>
+          <w:sz w:val="22"/>
           <w:szCs w:val="17"/>
         </w:rPr>
         <w:t xml:space="preserve">the steps in action</w:t>
@@ -2241,7 +2259,7 @@
           <w:rFonts w:ascii="Avenir Next" w:hAnsi="Avenir Next" w:cs="Avenir Next" w:eastAsia="Avenir Next"/>
           <w:b/>
           <w:color w:val="1A1A1A"/>
-          <w:sz w:val="21"/>
+          <w:sz w:val="22"/>
           <w:szCs w:val="21"/>
         </w:rPr>
         <w:t xml:space="preserve">Order 3.6, 3.06, and 3.65 from least to greatest.</w:t>
@@ -2260,25 +2278,25 @@
           <w:rFonts w:ascii="Avenir Next" w:hAnsi="Avenir Next" w:cs="Avenir Next" w:eastAsia="Avenir Next"/>
           <w:b/>
           <w:color w:val="003A70"/>
+          <w:sz w:val="22"/>
+          <w:szCs w:val="19"/>
+        </w:rPr>
+        <w:t xml:space="preserve">Step 1</w:t>
+      </w:r>
+      <w:r>
+        <w:rPr>
+          <w:rFonts w:ascii="Avenir Next" w:hAnsi="Avenir Next" w:cs="Avenir Next" w:eastAsia="Avenir Next"/>
+          <w:color w:val="1A1A1A"/>
           <w:sz w:val="19"/>
           <w:szCs w:val="19"/>
         </w:rPr>
-        <w:t xml:space="preserve">Step 1</w:t>
-      </w:r>
-      <w:r>
-        <w:rPr>
-          <w:rFonts w:ascii="Avenir Next" w:hAnsi="Avenir Next" w:cs="Avenir Next" w:eastAsia="Avenir Next"/>
-          <w:color w:val="1A1A1A"/>
-          <w:sz w:val="19"/>
-          <w:szCs w:val="19"/>
-        </w:rPr>
         <w:tab/>
       </w:r>
       <w:r>
         <w:rPr>
           <w:rFonts w:ascii="Avenir Next" w:hAnsi="Avenir Next" w:cs="Avenir Next" w:eastAsia="Avenir Next"/>
           <w:color w:val="1A1A1A"/>
-          <w:sz w:val="21"/>
+          <w:sz w:val="22"/>
           <w:szCs w:val="21"/>
         </w:rPr>
         <w:t xml:space="preserve">3.60, 3.06, 3.65</w:t>
@@ -2297,25 +2315,25 @@
           <w:rFonts w:ascii="Avenir Next" w:hAnsi="Avenir Next" w:cs="Avenir Next" w:eastAsia="Avenir Next"/>
           <w:b/>
           <w:color w:val="003A70"/>
+          <w:sz w:val="22"/>
+          <w:szCs w:val="19"/>
+        </w:rPr>
+        <w:t xml:space="preserve">Step 2</w:t>
+      </w:r>
+      <w:r>
+        <w:rPr>
+          <w:rFonts w:ascii="Avenir Next" w:hAnsi="Avenir Next" w:cs="Avenir Next" w:eastAsia="Avenir Next"/>
+          <w:color w:val="1A1A1A"/>
           <w:sz w:val="19"/>
           <w:szCs w:val="19"/>
         </w:rPr>
-        <w:t xml:space="preserve">Step 2</w:t>
-      </w:r>
-      <w:r>
-        <w:rPr>
-          <w:rFonts w:ascii="Avenir Next" w:hAnsi="Avenir Next" w:cs="Avenir Next" w:eastAsia="Avenir Next"/>
-          <w:color w:val="1A1A1A"/>
-          <w:sz w:val="19"/>
-          <w:szCs w:val="19"/>
-        </w:rPr>
         <w:tab/>
       </w:r>
       <w:r>
         <w:rPr>
           <w:rFonts w:ascii="Avenir Next" w:hAnsi="Avenir Next" w:cs="Avenir Next" w:eastAsia="Avenir Next"/>
           <w:color w:val="1A1A1A"/>
-          <w:sz w:val="21"/>
+          <w:sz w:val="22"/>
           <w:szCs w:val="21"/>
         </w:rPr>
         <w:t xml:space="preserve">Wholes match. Tenths: 0 &lt; 6, so 3.06 is least. Hundredths: 3.60 &lt; 3.65.</w:t>
@@ -2334,25 +2352,25 @@
           <w:rFonts w:ascii="Avenir Next" w:hAnsi="Avenir Next" w:cs="Avenir Next" w:eastAsia="Avenir Next"/>
           <w:b/>
           <w:color w:val="003A70"/>
+          <w:sz w:val="22"/>
+          <w:szCs w:val="19"/>
+        </w:rPr>
+        <w:t xml:space="preserve">Step 3</w:t>
+      </w:r>
+      <w:r>
+        <w:rPr>
+          <w:rFonts w:ascii="Avenir Next" w:hAnsi="Avenir Next" w:cs="Avenir Next" w:eastAsia="Avenir Next"/>
+          <w:color w:val="1A1A1A"/>
           <w:sz w:val="19"/>
           <w:szCs w:val="19"/>
         </w:rPr>
-        <w:t xml:space="preserve">Step 3</w:t>
-      </w:r>
-      <w:r>
-        <w:rPr>
-          <w:rFonts w:ascii="Avenir Next" w:hAnsi="Avenir Next" w:cs="Avenir Next" w:eastAsia="Avenir Next"/>
-          <w:color w:val="1A1A1A"/>
-          <w:sz w:val="19"/>
-          <w:szCs w:val="19"/>
-        </w:rPr>
         <w:tab/>
       </w:r>
       <w:r>
         <w:rPr>
           <w:rFonts w:ascii="Avenir Next" w:hAnsi="Avenir Next" w:cs="Avenir Next" w:eastAsia="Avenir Next"/>
           <w:color w:val="1A1A1A"/>
-          <w:sz w:val="21"/>
+          <w:sz w:val="22"/>
           <w:szCs w:val="21"/>
         </w:rPr>
         <w:t xml:space="preserve">3.06, 3.6, 3.65</w:t>
@@ -2371,18 +2389,18 @@
           <w:rFonts w:ascii="Avenir Next" w:hAnsi="Avenir Next" w:cs="Avenir Next" w:eastAsia="Avenir Next"/>
           <w:b/>
           <w:color w:val="1A1A1A"/>
+          <w:sz w:val="22"/>
+          <w:szCs w:val="21"/>
+        </w:rPr>
+        <w:t xml:space="preserve">Answer</w:t>
+      </w:r>
+      <w:r>
+        <w:rPr>
+          <w:rFonts w:ascii="Avenir Next" w:hAnsi="Avenir Next" w:cs="Avenir Next" w:eastAsia="Avenir Next"/>
+          <w:color w:val="1A1A1A"/>
           <w:sz w:val="21"/>
           <w:szCs w:val="21"/>
         </w:rPr>
-        <w:t xml:space="preserve">Answer</w:t>
-      </w:r>
-      <w:r>
-        <w:rPr>
-          <w:rFonts w:ascii="Avenir Next" w:hAnsi="Avenir Next" w:cs="Avenir Next" w:eastAsia="Avenir Next"/>
-          <w:color w:val="1A1A1A"/>
-          <w:sz w:val="21"/>
-          <w:szCs w:val="21"/>
-        </w:rPr>
         <w:tab/>
       </w:r>
       <w:r>
@@ -2390,7 +2408,7 @@
           <w:rFonts w:ascii="Avenir Next" w:hAnsi="Avenir Next" w:cs="Avenir Next" w:eastAsia="Avenir Next"/>
           <w:b/>
           <w:color w:val="1A1A1A"/>
-          <w:sz w:val="21"/>
+          <w:sz w:val="22"/>
           <w:szCs w:val="21"/>
         </w:rPr>
         <w:t xml:space="preserve">3.06, 3.6, 3.65</w:t>
@@ -2398,6 +2416,7 @@
     </w:p>
     <w:p>
       <w:pPr>
+        <w:pStyle w:val="Heading2"/>
         <w:keepNext/>
         <w:pBdr>
           <w:bottom w:val="single" w:sz="8" w:space="3" w:color="003A70"/>
@@ -2413,7 +2432,7 @@
           <w:b/>
           <w:color w:val="003A70"/>
           <w:spacing w:val="14"/>
-          <w:sz w:val="19"/>
+          <w:sz w:val="22"/>
           <w:szCs w:val="19"/>
         </w:rPr>
         <w:t xml:space="preserve">TRY IT WITH HELP</w:t>
@@ -2432,7 +2451,7 @@
           <w:rFonts w:ascii="Avenir Next" w:hAnsi="Avenir Next" w:cs="Avenir Next" w:eastAsia="Avenir Next"/>
           <w:i/>
           <w:color w:val="5A5F66"/>
-          <w:sz w:val="17"/>
+          <w:sz w:val="22"/>
           <w:szCs w:val="17"/>
         </w:rPr>
         <w:t xml:space="preserve">fill in each step</w:t>
@@ -2490,25 +2509,25 @@
           <w:rFonts w:ascii="Avenir Next" w:hAnsi="Avenir Next" w:cs="Avenir Next" w:eastAsia="Avenir Next"/>
           <w:b/>
           <w:color w:val="003A70"/>
+          <w:sz w:val="22"/>
+          <w:szCs w:val="18"/>
+        </w:rPr>
+        <w:t xml:space="preserve">Step 1</w:t>
+      </w:r>
+      <w:r>
+        <w:rPr>
+          <w:rFonts w:ascii="Avenir Next" w:hAnsi="Avenir Next" w:cs="Avenir Next" w:eastAsia="Avenir Next"/>
+          <w:color w:val="1A1A1A"/>
           <w:sz w:val="18"/>
           <w:szCs w:val="18"/>
         </w:rPr>
-        <w:t xml:space="preserve">Step 1</w:t>
-      </w:r>
-      <w:r>
-        <w:rPr>
-          <w:rFonts w:ascii="Avenir Next" w:hAnsi="Avenir Next" w:cs="Avenir Next" w:eastAsia="Avenir Next"/>
-          <w:color w:val="1A1A1A"/>
-          <w:sz w:val="18"/>
-          <w:szCs w:val="18"/>
-        </w:rPr>
         <w:tab/>
       </w:r>
       <w:r>
         <w:rPr>
           <w:rFonts w:ascii="Avenir Next" w:hAnsi="Avenir Next" w:cs="Avenir Next" w:eastAsia="Avenir Next"/>
           <w:color w:val="1A1A1A"/>
-          <w:sz w:val="21"/>
+          <w:sz w:val="22"/>
           <w:szCs w:val="21"/>
         </w:rPr>
         <w:t xml:space="preserve">2.50, 2.05, </w:t>
@@ -2538,28 +2557,47 @@
           <w:rFonts w:ascii="Avenir Next" w:hAnsi="Avenir Next" w:cs="Avenir Next" w:eastAsia="Avenir Next"/>
           <w:b/>
           <w:color w:val="003A70"/>
+          <w:sz w:val="22"/>
+          <w:szCs w:val="18"/>
+        </w:rPr>
+        <w:t xml:space="preserve">Step 2</w:t>
+      </w:r>
+      <w:r>
+        <w:rPr>
+          <w:rFonts w:ascii="Avenir Next" w:hAnsi="Avenir Next" w:cs="Avenir Next" w:eastAsia="Avenir Next"/>
+          <w:color w:val="1A1A1A"/>
           <w:sz w:val="18"/>
           <w:szCs w:val="18"/>
         </w:rPr>
-        <w:t xml:space="preserve">Step 2</w:t>
-      </w:r>
-      <w:r>
-        <w:rPr>
-          <w:rFonts w:ascii="Avenir Next" w:hAnsi="Avenir Next" w:cs="Avenir Next" w:eastAsia="Avenir Next"/>
-          <w:color w:val="1A1A1A"/>
-          <w:sz w:val="18"/>
-          <w:szCs w:val="18"/>
-        </w:rPr>
         <w:tab/>
       </w:r>
       <w:r>
         <w:rPr>
           <w:rFonts w:ascii="Avenir Next" w:hAnsi="Avenir Next" w:cs="Avenir Next" w:eastAsia="Avenir Next"/>
           <w:color w:val="1A1A1A"/>
+          <w:sz w:val="22"/>
+          <w:szCs w:val="21"/>
+        </w:rPr>
+        <w:t xml:space="preserve">Wholes match. The least is </w:t>
+      </w:r>
+      <w:r>
+        <w:rPr>
+          <w:rFonts w:ascii="Avenir Next" w:hAnsi="Avenir Next" w:cs="Avenir Next" w:eastAsia="Avenir Next"/>
+          <w:color w:val="1A1A1A"/>
           <w:sz w:val="21"/>
           <w:szCs w:val="21"/>
-        </w:rPr>
-        <w:t xml:space="preserve">Wholes match. The least is </w:t>
+          <w:u w:val="single"/>
+        </w:rPr>
+        <w:t xml:space="preserve">                </w:t>
+      </w:r>
+      <w:r>
+        <w:rPr>
+          <w:rFonts w:ascii="Avenir Next" w:hAnsi="Avenir Next" w:cs="Avenir Next" w:eastAsia="Avenir Next"/>
+          <w:color w:val="1A1A1A"/>
+          <w:sz w:val="22"/>
+          <w:szCs w:val="21"/>
+        </w:rPr>
+        <w:t xml:space="preserve">. Next is </w:t>
       </w:r>
       <w:r>
         <w:rPr>
@@ -2575,26 +2613,7 @@
         <w:rPr>
           <w:rFonts w:ascii="Avenir Next" w:hAnsi="Avenir Next" w:cs="Avenir Next" w:eastAsia="Avenir Next"/>
           <w:color w:val="1A1A1A"/>
-          <w:sz w:val="21"/>
-          <w:szCs w:val="21"/>
-        </w:rPr>
-        <w:t xml:space="preserve">. Next is </w:t>
-      </w:r>
-      <w:r>
-        <w:rPr>
-          <w:rFonts w:ascii="Avenir Next" w:hAnsi="Avenir Next" w:cs="Avenir Next" w:eastAsia="Avenir Next"/>
-          <w:color w:val="1A1A1A"/>
-          <w:sz w:val="21"/>
-          <w:szCs w:val="21"/>
-          <w:u w:val="single"/>
-        </w:rPr>
-        <w:t xml:space="preserve">                </w:t>
-      </w:r>
-      <w:r>
-        <w:rPr>
-          <w:rFonts w:ascii="Avenir Next" w:hAnsi="Avenir Next" w:cs="Avenir Next" w:eastAsia="Avenir Next"/>
-          <w:color w:val="1A1A1A"/>
-          <w:sz w:val="21"/>
+          <w:sz w:val="22"/>
           <w:szCs w:val="21"/>
         </w:rPr>
         <w:t xml:space="preserve">.</w:t>
@@ -2614,25 +2633,25 @@
           <w:rFonts w:ascii="Avenir Next" w:hAnsi="Avenir Next" w:cs="Avenir Next" w:eastAsia="Avenir Next"/>
           <w:b/>
           <w:color w:val="003A70"/>
+          <w:sz w:val="22"/>
+          <w:szCs w:val="18"/>
+        </w:rPr>
+        <w:t xml:space="preserve">Step 3</w:t>
+      </w:r>
+      <w:r>
+        <w:rPr>
+          <w:rFonts w:ascii="Avenir Next" w:hAnsi="Avenir Next" w:cs="Avenir Next" w:eastAsia="Avenir Next"/>
+          <w:color w:val="1A1A1A"/>
           <w:sz w:val="18"/>
           <w:szCs w:val="18"/>
         </w:rPr>
-        <w:t xml:space="preserve">Step 3</w:t>
-      </w:r>
-      <w:r>
-        <w:rPr>
-          <w:rFonts w:ascii="Avenir Next" w:hAnsi="Avenir Next" w:cs="Avenir Next" w:eastAsia="Avenir Next"/>
-          <w:color w:val="1A1A1A"/>
-          <w:sz w:val="18"/>
-          <w:szCs w:val="18"/>
-        </w:rPr>
         <w:tab/>
       </w:r>
       <w:r>
         <w:rPr>
           <w:rFonts w:ascii="Avenir Next" w:hAnsi="Avenir Next" w:cs="Avenir Next" w:eastAsia="Avenir Next"/>
           <w:color w:val="1A1A1A"/>
-          <w:sz w:val="21"/>
+          <w:sz w:val="22"/>
           <w:szCs w:val="21"/>
         </w:rPr>
         <w:t xml:space="preserve">Order: </w:t>
@@ -2705,25 +2724,25 @@
           <w:rFonts w:ascii="Avenir Next" w:hAnsi="Avenir Next" w:cs="Avenir Next" w:eastAsia="Avenir Next"/>
           <w:b/>
           <w:color w:val="003A70"/>
+          <w:sz w:val="22"/>
+          <w:szCs w:val="18"/>
+        </w:rPr>
+        <w:t xml:space="preserve">Step 1</w:t>
+      </w:r>
+      <w:r>
+        <w:rPr>
+          <w:rFonts w:ascii="Avenir Next" w:hAnsi="Avenir Next" w:cs="Avenir Next" w:eastAsia="Avenir Next"/>
+          <w:color w:val="1A1A1A"/>
           <w:sz w:val="18"/>
           <w:szCs w:val="18"/>
         </w:rPr>
-        <w:t xml:space="preserve">Step 1</w:t>
-      </w:r>
-      <w:r>
-        <w:rPr>
-          <w:rFonts w:ascii="Avenir Next" w:hAnsi="Avenir Next" w:cs="Avenir Next" w:eastAsia="Avenir Next"/>
-          <w:color w:val="1A1A1A"/>
-          <w:sz w:val="18"/>
-          <w:szCs w:val="18"/>
-        </w:rPr>
         <w:tab/>
       </w:r>
       <w:r>
         <w:rPr>
           <w:rFonts w:ascii="Avenir Next" w:hAnsi="Avenir Next" w:cs="Avenir Next" w:eastAsia="Avenir Next"/>
           <w:color w:val="1A1A1A"/>
-          <w:sz w:val="21"/>
+          <w:sz w:val="22"/>
           <w:szCs w:val="21"/>
         </w:rPr>
         <w:t xml:space="preserve">16.0, 4.5, </w:t>
@@ -2753,28 +2772,47 @@
           <w:rFonts w:ascii="Avenir Next" w:hAnsi="Avenir Next" w:cs="Avenir Next" w:eastAsia="Avenir Next"/>
           <w:b/>
           <w:color w:val="003A70"/>
+          <w:sz w:val="22"/>
+          <w:szCs w:val="18"/>
+        </w:rPr>
+        <w:t xml:space="preserve">Step 2</w:t>
+      </w:r>
+      <w:r>
+        <w:rPr>
+          <w:rFonts w:ascii="Avenir Next" w:hAnsi="Avenir Next" w:cs="Avenir Next" w:eastAsia="Avenir Next"/>
+          <w:color w:val="1A1A1A"/>
           <w:sz w:val="18"/>
           <w:szCs w:val="18"/>
         </w:rPr>
-        <w:t xml:space="preserve">Step 2</w:t>
-      </w:r>
-      <w:r>
-        <w:rPr>
-          <w:rFonts w:ascii="Avenir Next" w:hAnsi="Avenir Next" w:cs="Avenir Next" w:eastAsia="Avenir Next"/>
-          <w:color w:val="1A1A1A"/>
-          <w:sz w:val="18"/>
-          <w:szCs w:val="18"/>
-        </w:rPr>
         <w:tab/>
       </w:r>
       <w:r>
         <w:rPr>
           <w:rFonts w:ascii="Avenir Next" w:hAnsi="Avenir Next" w:cs="Avenir Next" w:eastAsia="Avenir Next"/>
           <w:color w:val="1A1A1A"/>
+          <w:sz w:val="22"/>
+          <w:szCs w:val="21"/>
+        </w:rPr>
+        <w:t xml:space="preserve">Wholes: 4 &lt; 16, so </w:t>
+      </w:r>
+      <w:r>
+        <w:rPr>
+          <w:rFonts w:ascii="Avenir Next" w:hAnsi="Avenir Next" w:cs="Avenir Next" w:eastAsia="Avenir Next"/>
+          <w:color w:val="1A1A1A"/>
           <w:sz w:val="21"/>
           <w:szCs w:val="21"/>
-        </w:rPr>
-        <w:t xml:space="preserve">Wholes: 4 &lt; 16, so </w:t>
+          <w:u w:val="single"/>
+        </w:rPr>
+        <w:t xml:space="preserve">                </w:t>
+      </w:r>
+      <w:r>
+        <w:rPr>
+          <w:rFonts w:ascii="Avenir Next" w:hAnsi="Avenir Next" w:cs="Avenir Next" w:eastAsia="Avenir Next"/>
+          <w:color w:val="1A1A1A"/>
+          <w:sz w:val="22"/>
+          <w:szCs w:val="21"/>
+        </w:rPr>
+        <w:t xml:space="preserve"> is least. Then 16.0 </w:t>
       </w:r>
       <w:r>
         <w:rPr>
@@ -2790,26 +2828,7 @@
         <w:rPr>
           <w:rFonts w:ascii="Avenir Next" w:hAnsi="Avenir Next" w:cs="Avenir Next" w:eastAsia="Avenir Next"/>
           <w:color w:val="1A1A1A"/>
-          <w:sz w:val="21"/>
-          <w:szCs w:val="21"/>
-        </w:rPr>
-        <w:t xml:space="preserve"> is least. Then 16.0 </w:t>
-      </w:r>
-      <w:r>
-        <w:rPr>
-          <w:rFonts w:ascii="Avenir Next" w:hAnsi="Avenir Next" w:cs="Avenir Next" w:eastAsia="Avenir Next"/>
-          <w:color w:val="1A1A1A"/>
-          <w:sz w:val="21"/>
-          <w:szCs w:val="21"/>
-          <w:u w:val="single"/>
-        </w:rPr>
-        <w:t xml:space="preserve">                </w:t>
-      </w:r>
-      <w:r>
-        <w:rPr>
-          <w:rFonts w:ascii="Avenir Next" w:hAnsi="Avenir Next" w:cs="Avenir Next" w:eastAsia="Avenir Next"/>
-          <w:color w:val="1A1A1A"/>
-          <w:sz w:val="21"/>
+          <w:sz w:val="22"/>
           <w:szCs w:val="21"/>
         </w:rPr>
         <w:t xml:space="preserve"> 16.5.</w:t>
@@ -2829,35 +2848,35 @@
           <w:rFonts w:ascii="Avenir Next" w:hAnsi="Avenir Next" w:cs="Avenir Next" w:eastAsia="Avenir Next"/>
           <w:b/>
           <w:color w:val="003A70"/>
+          <w:sz w:val="22"/>
+          <w:szCs w:val="18"/>
+        </w:rPr>
+        <w:t xml:space="preserve">Step 3</w:t>
+      </w:r>
+      <w:r>
+        <w:rPr>
+          <w:rFonts w:ascii="Avenir Next" w:hAnsi="Avenir Next" w:cs="Avenir Next" w:eastAsia="Avenir Next"/>
+          <w:color w:val="1A1A1A"/>
           <w:sz w:val="18"/>
           <w:szCs w:val="18"/>
         </w:rPr>
-        <w:t xml:space="preserve">Step 3</w:t>
-      </w:r>
-      <w:r>
-        <w:rPr>
-          <w:rFonts w:ascii="Avenir Next" w:hAnsi="Avenir Next" w:cs="Avenir Next" w:eastAsia="Avenir Next"/>
-          <w:color w:val="1A1A1A"/>
-          <w:sz w:val="18"/>
-          <w:szCs w:val="18"/>
-        </w:rPr>
         <w:tab/>
       </w:r>
       <w:r>
         <w:rPr>
           <w:rFonts w:ascii="Avenir Next" w:hAnsi="Avenir Next" w:cs="Avenir Next" w:eastAsia="Avenir Next"/>
           <w:color w:val="1A1A1A"/>
+          <w:sz w:val="22"/>
+          <w:szCs w:val="21"/>
+        </w:rPr>
+        <w:t xml:space="preserve">Order: </w:t>
+      </w:r>
+      <w:r>
+        <w:rPr>
+          <w:rFonts w:ascii="Avenir Next" w:hAnsi="Avenir Next" w:cs="Avenir Next" w:eastAsia="Avenir Next"/>
+          <w:color w:val="1A1A1A"/>
           <w:sz w:val="21"/>
           <w:szCs w:val="21"/>
-        </w:rPr>
-        <w:t xml:space="preserve">Order: </w:t>
-      </w:r>
-      <w:r>
-        <w:rPr>
-          <w:rFonts w:ascii="Avenir Next" w:hAnsi="Avenir Next" w:cs="Avenir Next" w:eastAsia="Avenir Next"/>
-          <w:color w:val="1A1A1A"/>
-          <w:sz w:val="21"/>
-          <w:szCs w:val="21"/>
           <w:u w:val="single"/>
         </w:rPr>
         <w:t xml:space="preserve">                </w:t>
@@ -2870,6 +2889,7 @@
     </w:p>
     <w:p>
       <w:pPr>
+        <w:pStyle w:val="Heading2"/>
         <w:keepNext/>
         <w:pBdr>
           <w:bottom w:val="single" w:sz="8" w:space="3" w:color="003A70"/>
@@ -2885,7 +2905,7 @@
           <w:b/>
           <w:color w:val="003A70"/>
           <w:spacing w:val="14"/>
-          <w:sz w:val="19"/>
+          <w:sz w:val="22"/>
           <w:szCs w:val="19"/>
         </w:rPr>
         <w:t xml:space="preserve">YOUR TURN</w:t>
@@ -2904,7 +2924,7 @@
           <w:rFonts w:ascii="Avenir Next" w:hAnsi="Avenir Next" w:cs="Avenir Next" w:eastAsia="Avenir Next"/>
           <w:i/>
           <w:color w:val="5A5F66"/>
-          <w:sz w:val="17"/>
+          <w:sz w:val="22"/>
           <w:szCs w:val="17"/>
         </w:rPr>
         <w:t xml:space="preserve">use the steps on your own</w:t>
@@ -3288,6 +3308,7 @@
     </w:p>
     <w:p>
       <w:pPr>
+        <w:pStyle w:val="Heading2"/>
         <w:keepNext/>
         <w:pBdr>
           <w:bottom w:val="single" w:sz="8" w:space="3" w:color="003A70"/>
@@ -3303,7 +3324,7 @@
           <w:b/>
           <w:color w:val="003A70"/>
           <w:spacing w:val="14"/>
-          <w:sz w:val="19"/>
+          <w:sz w:val="22"/>
           <w:szCs w:val="19"/>
         </w:rPr>
         <w:t xml:space="preserve">READY CHECK</w:t>
@@ -3322,7 +3343,7 @@
           <w:rFonts w:ascii="Avenir Next" w:hAnsi="Avenir Next" w:cs="Avenir Next" w:eastAsia="Avenir Next"/>
           <w:i/>
           <w:color w:val="5A5F66"/>
-          <w:sz w:val="17"/>
+          <w:sz w:val="22"/>
           <w:szCs w:val="17"/>
         </w:rPr>
         <w:t xml:space="preserve">a problem like the one in today’s lesson</w:t>
@@ -3454,25 +3475,25 @@
                       <w:rFonts w:ascii="Avenir Next" w:hAnsi="Avenir Next" w:cs="Avenir Next" w:eastAsia="Avenir Next"/>
                       <w:b/>
                       <w:color w:val="003A70"/>
+                      <w:sz w:val="22"/>
+                      <w:szCs w:val="21"/>
+                    </w:rPr>
+                    <w:t xml:space="preserve">A</w:t>
+                  </w:r>
+                  <w:r>
+                    <w:rPr>
+                      <w:rFonts w:ascii="Avenir Next" w:hAnsi="Avenir Next" w:cs="Avenir Next" w:eastAsia="Avenir Next"/>
+                      <w:color w:val="1A1A1A"/>
                       <w:sz w:val="21"/>
                       <w:szCs w:val="21"/>
                     </w:rPr>
-                    <w:t xml:space="preserve">A</w:t>
-                  </w:r>
-                  <w:r>
-                    <w:rPr>
-                      <w:rFonts w:ascii="Avenir Next" w:hAnsi="Avenir Next" w:cs="Avenir Next" w:eastAsia="Avenir Next"/>
-                      <w:color w:val="1A1A1A"/>
-                      <w:sz w:val="21"/>
-                      <w:szCs w:val="21"/>
-                    </w:rPr>
                     <w:tab/>
                   </w:r>
                   <w:r>
                     <w:rPr>
                       <w:rFonts w:ascii="Avenir Next" w:hAnsi="Avenir Next" w:cs="Avenir Next" w:eastAsia="Avenir Next"/>
                       <w:color w:val="1A1A1A"/>
-                      <w:sz w:val="21"/>
+                      <w:sz w:val="22"/>
                       <w:szCs w:val="21"/>
                     </w:rPr>
                     <w:t xml:space="preserve">7.5, 7.25, 7.05</w:t>
@@ -3497,25 +3518,25 @@
                       <w:rFonts w:ascii="Avenir Next" w:hAnsi="Avenir Next" w:cs="Avenir Next" w:eastAsia="Avenir Next"/>
                       <w:b/>
                       <w:color w:val="003A70"/>
+                      <w:sz w:val="22"/>
+                      <w:szCs w:val="21"/>
+                    </w:rPr>
+                    <w:t xml:space="preserve">B</w:t>
+                  </w:r>
+                  <w:r>
+                    <w:rPr>
+                      <w:rFonts w:ascii="Avenir Next" w:hAnsi="Avenir Next" w:cs="Avenir Next" w:eastAsia="Avenir Next"/>
+                      <w:color w:val="1A1A1A"/>
                       <w:sz w:val="21"/>
                       <w:szCs w:val="21"/>
                     </w:rPr>
-                    <w:t xml:space="preserve">B</w:t>
-                  </w:r>
-                  <w:r>
-                    <w:rPr>
-                      <w:rFonts w:ascii="Avenir Next" w:hAnsi="Avenir Next" w:cs="Avenir Next" w:eastAsia="Avenir Next"/>
-                      <w:color w:val="1A1A1A"/>
-                      <w:sz w:val="21"/>
-                      <w:szCs w:val="21"/>
-                    </w:rPr>
                     <w:tab/>
                   </w:r>
                   <w:r>
                     <w:rPr>
                       <w:rFonts w:ascii="Avenir Next" w:hAnsi="Avenir Next" w:cs="Avenir Next" w:eastAsia="Avenir Next"/>
                       <w:color w:val="1A1A1A"/>
-                      <w:sz w:val="21"/>
+                      <w:sz w:val="22"/>
                       <w:szCs w:val="21"/>
                     </w:rPr>
                     <w:t xml:space="preserve">7.05, 7.25, 7.5</w:t>
@@ -3540,25 +3561,25 @@
                       <w:rFonts w:ascii="Avenir Next" w:hAnsi="Avenir Next" w:cs="Avenir Next" w:eastAsia="Avenir Next"/>
                       <w:b/>
                       <w:color w:val="003A70"/>
+                      <w:sz w:val="22"/>
+                      <w:szCs w:val="21"/>
+                    </w:rPr>
+                    <w:t xml:space="preserve">C</w:t>
+                  </w:r>
+                  <w:r>
+                    <w:rPr>
+                      <w:rFonts w:ascii="Avenir Next" w:hAnsi="Avenir Next" w:cs="Avenir Next" w:eastAsia="Avenir Next"/>
+                      <w:color w:val="1A1A1A"/>
                       <w:sz w:val="21"/>
                       <w:szCs w:val="21"/>
                     </w:rPr>
-                    <w:t xml:space="preserve">C</w:t>
-                  </w:r>
-                  <w:r>
-                    <w:rPr>
-                      <w:rFonts w:ascii="Avenir Next" w:hAnsi="Avenir Next" w:cs="Avenir Next" w:eastAsia="Avenir Next"/>
-                      <w:color w:val="1A1A1A"/>
-                      <w:sz w:val="21"/>
-                      <w:szCs w:val="21"/>
-                    </w:rPr>
                     <w:tab/>
                   </w:r>
                   <w:r>
                     <w:rPr>
                       <w:rFonts w:ascii="Avenir Next" w:hAnsi="Avenir Next" w:cs="Avenir Next" w:eastAsia="Avenir Next"/>
                       <w:color w:val="1A1A1A"/>
-                      <w:sz w:val="21"/>
+                      <w:sz w:val="22"/>
                       <w:szCs w:val="21"/>
                     </w:rPr>
                     <w:t xml:space="preserve">7.05, 7.5, 7.25</w:t>
@@ -3583,25 +3604,25 @@
                       <w:rFonts w:ascii="Avenir Next" w:hAnsi="Avenir Next" w:cs="Avenir Next" w:eastAsia="Avenir Next"/>
                       <w:b/>
                       <w:color w:val="003A70"/>
+                      <w:sz w:val="22"/>
+                      <w:szCs w:val="21"/>
+                    </w:rPr>
+                    <w:t xml:space="preserve">D</w:t>
+                  </w:r>
+                  <w:r>
+                    <w:rPr>
+                      <w:rFonts w:ascii="Avenir Next" w:hAnsi="Avenir Next" w:cs="Avenir Next" w:eastAsia="Avenir Next"/>
+                      <w:color w:val="1A1A1A"/>
                       <w:sz w:val="21"/>
                       <w:szCs w:val="21"/>
                     </w:rPr>
-                    <w:t xml:space="preserve">D</w:t>
-                  </w:r>
-                  <w:r>
-                    <w:rPr>
-                      <w:rFonts w:ascii="Avenir Next" w:hAnsi="Avenir Next" w:cs="Avenir Next" w:eastAsia="Avenir Next"/>
-                      <w:color w:val="1A1A1A"/>
-                      <w:sz w:val="21"/>
-                      <w:szCs w:val="21"/>
-                    </w:rPr>
                     <w:tab/>
                   </w:r>
                   <w:r>
                     <w:rPr>
                       <w:rFonts w:ascii="Avenir Next" w:hAnsi="Avenir Next" w:cs="Avenir Next" w:eastAsia="Avenir Next"/>
                       <w:color w:val="1A1A1A"/>
-                      <w:sz w:val="21"/>
+                      <w:sz w:val="22"/>
                       <w:szCs w:val="21"/>
                     </w:rPr>
                     <w:t xml:space="preserve">7.25, 7.05, 7.5</w:t>
@@ -3650,19 +3671,42 @@
         <w:tblLook w:val="0000" w:firstRow="0" w:lastRow="0" w:firstColumn="0" w:lastColumn="0" w:noHBand="1" w:noVBand="1"/>
       </w:tblPr>
       <w:tblGrid>
-        <w:gridCol w:w="2000"/>
-        <w:gridCol w:w="2300"/>
-        <w:gridCol w:w="2100"/>
-        <w:gridCol w:w="3104"/>
+        <w:gridCol w:w="1750"/>
+        <w:gridCol w:w="2500"/>
+        <w:gridCol w:w="2200"/>
+        <w:gridCol w:w="3054"/>
       </w:tblGrid>
       <w:tr>
         <w:trPr>
           <w:cantSplit/>
-          <w:trHeight w:val="320" w:hRule="atLeast"/>
+          <w:trHeight w:val="300" w:hRule="atLeast"/>
         </w:trPr>
         <w:tc>
           <w:tcPr>
-            <w:tcW w:w="2000" w:type="dxa"/>
+            <w:tcW w:w="1750" w:type="dxa"/>
+            <w:vAlign w:val="center"/>
+          </w:tcPr>
+          <w:p>
+            <w:pPr>
+              <w:pStyle w:val="Heading2"/>
+              <w:spacing w:before="0" w:after="0" w:line="240" w:lineRule="auto"/>
+            </w:pPr>
+            <w:r>
+              <w:rPr>
+                <w:rFonts w:ascii="Avenir Next" w:hAnsi="Avenir Next" w:cs="Avenir Next" w:eastAsia="Avenir Next"/>
+                <w:b/>
+                <w:color w:val="003A70"/>
+                <w:spacing w:val="12"/>
+                <w:sz w:val="15"/>
+                <w:szCs w:val="15"/>
+              </w:rPr>
+              <w:t xml:space="preserve">CHECK YOURSELF</w:t>
+            </w:r>
+          </w:p>
+        </w:tc>
+        <w:tc>
+          <w:tcPr>
+            <w:tcW w:w="2500" w:type="dxa"/>
             <w:vAlign w:val="center"/>
           </w:tcPr>
           <w:p>
@@ -3671,20 +3715,27 @@
             </w:pPr>
             <w:r>
               <w:rPr>
-                <w:rFonts w:ascii="Avenir Next" w:hAnsi="Avenir Next" w:cs="Avenir Next" w:eastAsia="Avenir Next"/>
-                <w:b/>
-                <w:color w:val="003A70"/>
-                <w:spacing w:val="12"/>
-                <w:sz w:val="15"/>
-                <w:szCs w:val="15"/>
-              </w:rPr>
-              <w:t xml:space="preserve">CHECK YOURSELF</w:t>
+                <w:rFonts w:ascii="Arial" w:hAnsi="Arial" w:cs="Arial" w:eastAsia="Arial"/>
+                <w:color w:val="1A1A1A"/>
+                <w:sz w:val="20"/>
+                <w:szCs w:val="20"/>
+              </w:rPr>
+              <w:t xml:space="preserve">□</w:t>
+            </w:r>
+            <w:r>
+              <w:rPr>
+                <w:rFonts w:ascii="Avenir Next" w:hAnsi="Avenir Next" w:cs="Avenir Next" w:eastAsia="Avenir Next"/>
+                <w:color w:val="1A1A1A"/>
+                <w:sz w:val="17"/>
+                <w:szCs w:val="17"/>
+              </w:rPr>
+              <w:t xml:space="preserve">  I can do this on my own</w:t>
             </w:r>
           </w:p>
         </w:tc>
         <w:tc>
           <w:tcPr>
-            <w:tcW w:w="2300" w:type="dxa"/>
+            <w:tcW w:w="2200" w:type="dxa"/>
             <w:vAlign w:val="center"/>
           </w:tcPr>
           <w:p>
@@ -3695,8 +3746,8 @@
               <w:rPr>
                 <w:rFonts w:ascii="Arial" w:hAnsi="Arial" w:cs="Arial" w:eastAsia="Arial"/>
                 <w:color w:val="1A1A1A"/>
-                <w:sz w:val="24"/>
-                <w:szCs w:val="24"/>
+                <w:sz w:val="20"/>
+                <w:szCs w:val="20"/>
               </w:rPr>
               <w:t xml:space="preserve">□</w:t>
             </w:r>
@@ -3707,13 +3758,13 @@
                 <w:sz w:val="17"/>
                 <w:szCs w:val="17"/>
               </w:rPr>
-              <w:t xml:space="preserve">  I can do this on my own</w:t>
+              <w:t xml:space="preserve">  I need a little help</w:t>
             </w:r>
           </w:p>
         </w:tc>
         <w:tc>
           <w:tcPr>
-            <w:tcW w:w="2100" w:type="dxa"/>
+            <w:tcW w:w="3054" w:type="dxa"/>
             <w:vAlign w:val="center"/>
           </w:tcPr>
           <w:p>
@@ -3724,37 +3775,8 @@
               <w:rPr>
                 <w:rFonts w:ascii="Arial" w:hAnsi="Arial" w:cs="Arial" w:eastAsia="Arial"/>
                 <w:color w:val="1A1A1A"/>
-                <w:sz w:val="24"/>
-                <w:szCs w:val="24"/>
-              </w:rPr>
-              <w:t xml:space="preserve">□</w:t>
-            </w:r>
-            <w:r>
-              <w:rPr>
-                <w:rFonts w:ascii="Avenir Next" w:hAnsi="Avenir Next" w:cs="Avenir Next" w:eastAsia="Avenir Next"/>
-                <w:color w:val="1A1A1A"/>
-                <w:sz w:val="17"/>
-                <w:szCs w:val="17"/>
-              </w:rPr>
-              <w:t xml:space="preserve">  I need a little help</w:t>
-            </w:r>
-          </w:p>
-        </w:tc>
-        <w:tc>
-          <w:tcPr>
-            <w:tcW w:w="3104" w:type="dxa"/>
-            <w:vAlign w:val="center"/>
-          </w:tcPr>
-          <w:p>
-            <w:pPr>
-              <w:spacing w:before="0" w:after="0" w:line="240" w:lineRule="auto"/>
-            </w:pPr>
-            <w:r>
-              <w:rPr>
-                <w:rFonts w:ascii="Arial" w:hAnsi="Arial" w:cs="Arial" w:eastAsia="Arial"/>
-                <w:color w:val="1A1A1A"/>
-                <w:sz w:val="24"/>
-                <w:szCs w:val="24"/>
+                <w:sz w:val="20"/>
+                <w:szCs w:val="20"/>
               </w:rPr>
               <w:t xml:space="preserve">□</w:t>
             </w:r>
@@ -3789,7 +3811,7 @@
     <w:sectPr>
       <w:footerReference w:type="default" r:id="rIdFooter1"/>
       <w:pgSz w:w="12240" w:h="15840"/>
-      <w:pgMar w:top="893" w:right="1224" w:bottom="835" w:left="1512" w:header="432" w:footer="432" w:gutter="0"/>
+      <w:pgMar w:top="780" w:right="1224" w:bottom="760" w:left="1512" w:header="432" w:footer="432" w:gutter="0"/>
       <w:cols w:space="720"/>
     </w:sectPr>
   </w:body>
@@ -3869,7 +3891,106 @@
               <w:sz w:val="15"/>
               <w:szCs w:val="15"/>
             </w:rPr>
-            <w:t xml:space="preserve">Lesson 7-4  ·  Session 2  ·  Prerequisite Practice A</w:t>
+            <w:t xml:space="preserve">7-4 · Page </w:t>
+          </w:r>
+          <w:r>
+            <w:rPr>
+              <w:rFonts w:ascii="Avenir Next" w:hAnsi="Avenir Next" w:cs="Avenir Next" w:eastAsia="Avenir Next"/>
+              <w:color w:val="5A5F66"/>
+              <w:sz w:val="15"/>
+              <w:szCs w:val="15"/>
+            </w:rPr>
+            <w:fldChar w:fldCharType="begin"/>
+          </w:r>
+          <w:r>
+            <w:rPr>
+              <w:rFonts w:ascii="Avenir Next" w:hAnsi="Avenir Next" w:cs="Avenir Next" w:eastAsia="Avenir Next"/>
+              <w:color w:val="5A5F66"/>
+              <w:sz w:val="15"/>
+              <w:szCs w:val="15"/>
+            </w:rPr>
+            <w:instrText xml:space="preserve"> PAGE </w:instrText>
+          </w:r>
+          <w:r>
+            <w:rPr>
+              <w:rFonts w:ascii="Avenir Next" w:hAnsi="Avenir Next" w:cs="Avenir Next" w:eastAsia="Avenir Next"/>
+              <w:color w:val="5A5F66"/>
+              <w:sz w:val="15"/>
+              <w:szCs w:val="15"/>
+            </w:rPr>
+            <w:fldChar w:fldCharType="separate"/>
+          </w:r>
+          <w:r>
+            <w:rPr>
+              <w:rFonts w:ascii="Avenir Next" w:hAnsi="Avenir Next" w:cs="Avenir Next" w:eastAsia="Avenir Next"/>
+              <w:color w:val="5A5F66"/>
+              <w:sz w:val="15"/>
+              <w:szCs w:val="15"/>
+            </w:rPr>
+            <w:t xml:space="preserve">1</w:t>
+          </w:r>
+          <w:r>
+            <w:rPr>
+              <w:rFonts w:ascii="Avenir Next" w:hAnsi="Avenir Next" w:cs="Avenir Next" w:eastAsia="Avenir Next"/>
+              <w:color w:val="5A5F66"/>
+              <w:sz w:val="15"/>
+              <w:szCs w:val="15"/>
+            </w:rPr>
+            <w:fldChar w:fldCharType="end"/>
+          </w:r>
+          <w:r>
+            <w:rPr>
+              <w:rFonts w:ascii="Avenir Next" w:hAnsi="Avenir Next" w:cs="Avenir Next" w:eastAsia="Avenir Next"/>
+              <w:color w:val="5A5F66"/>
+              <w:sz w:val="15"/>
+              <w:szCs w:val="15"/>
+            </w:rPr>
+            <w:t xml:space="preserve"> of </w:t>
+          </w:r>
+          <w:r>
+            <w:rPr>
+              <w:rFonts w:ascii="Avenir Next" w:hAnsi="Avenir Next" w:cs="Avenir Next" w:eastAsia="Avenir Next"/>
+              <w:color w:val="5A5F66"/>
+              <w:sz w:val="15"/>
+              <w:szCs w:val="15"/>
+            </w:rPr>
+            <w:fldChar w:fldCharType="begin"/>
+          </w:r>
+          <w:r>
+            <w:rPr>
+              <w:rFonts w:ascii="Avenir Next" w:hAnsi="Avenir Next" w:cs="Avenir Next" w:eastAsia="Avenir Next"/>
+              <w:color w:val="5A5F66"/>
+              <w:sz w:val="15"/>
+              <w:szCs w:val="15"/>
+            </w:rPr>
+            <w:instrText xml:space="preserve"> NUMPAGES </w:instrText>
+          </w:r>
+          <w:r>
+            <w:rPr>
+              <w:rFonts w:ascii="Avenir Next" w:hAnsi="Avenir Next" w:cs="Avenir Next" w:eastAsia="Avenir Next"/>
+              <w:color w:val="5A5F66"/>
+              <w:sz w:val="15"/>
+              <w:szCs w:val="15"/>
+            </w:rPr>
+            <w:fldChar w:fldCharType="separate"/>
+          </w:r>
+          <w:r>
+            <w:rPr>
+              <w:rFonts w:ascii="Avenir Next" w:hAnsi="Avenir Next" w:cs="Avenir Next" w:eastAsia="Avenir Next"/>
+              <w:color w:val="5A5F66"/>
+              <w:sz w:val="15"/>
+              <w:szCs w:val="15"/>
+            </w:rPr>
+            <w:t xml:space="preserve">1</w:t>
+          </w:r>
+          <w:r>
+            <w:rPr>
+              <w:rFonts w:ascii="Avenir Next" w:hAnsi="Avenir Next" w:cs="Avenir Next" w:eastAsia="Avenir Next"/>
+              <w:color w:val="5A5F66"/>
+              <w:sz w:val="15"/>
+              <w:szCs w:val="15"/>
+            </w:rPr>
+            <w:fldChar w:fldCharType="end"/>
           </w:r>
         </w:p>
       </w:tc>
@@ -3912,5 +4033,23 @@
       </w:tblCellMar>
     </w:tblPr>
   </w:style>
+  <w:style w:type="paragraph" w:styleId="Heading1">
+    <w:name w:val="heading 1"/>
+    <w:basedOn w:val="Normal"/>
+    <w:pPr>
+      <w:outlineLvl w:val="0"/>
+      <w:keepNext w:val="0"/>
+      <w:keepLines w:val="0"/>
+    </w:pPr>
+  </w:style>
+  <w:style w:type="paragraph" w:styleId="Heading2">
+    <w:name w:val="heading 2"/>
+    <w:basedOn w:val="Normal"/>
+    <w:pPr>
+      <w:outlineLvl w:val="1"/>
+      <w:keepNext w:val="0"/>
+      <w:keepLines w:val="0"/>
+    </w:pPr>
+  </w:style>
 </w:styles>
 </file>